--- a/docs/09-containerization-and-environments.docx
+++ b/docs/09-containerization-and-environments.docx
@@ -156,7 +156,7 @@
         <w:t>Dockerfile</w:t>
       </w:r>
       <w:r>
-        <w:t xml:space="preserve"> exists anywhere in the repo. They run as local Node processes today (</w:t>
+        <w:t xml:space="preserve"> exists anywhere in the repo. Locally they run as local Node processes (</w:t>
       </w:r>
       <w:r>
         <w:rPr>
@@ -166,7 +166,26 @@
         <w:t>npm run dev:api</w:t>
       </w:r>
       <w:r>
-        <w:t>, etc.).</w:t>
+        <w:t xml:space="preserve">, etc.); in production (see below) they run as </w:t>
+      </w:r>
+      <w:r>
+        <w:rPr>
+          <w:b/>
+        </w:rPr>
+        <w:t>platform-native builds</w:t>
+      </w:r>
+      <w:r>
+        <w:t xml:space="preserve"> on Render and Netlify, which build directly from the git source using their own Node buildpacks — neither platform required a </w:t>
+      </w:r>
+      <w:r>
+        <w:rPr>
+          <w:rFonts w:ascii="Consolas" w:hAnsi="Consolas"/>
+          <w:sz w:val="20"/>
+        </w:rPr>
+        <w:t>Dockerfile</w:t>
+      </w:r>
+      <w:r>
+        <w:t xml:space="preserve"> to reach production, so containerizing the apps remains genuinely undone work, not a blocker that was quietly worked around.</w:t>
       </w:r>
     </w:p>
     <w:p>
@@ -807,10 +826,7 @@
           </w:tcPr>
           <w:p>
             <w:r>
-              <w:rPr>
-                <w:b/>
-              </w:rPr>
-              <w:t>Exists — the only environment today</w:t>
+              <w:t>Exists</w:t>
             </w:r>
           </w:p>
         </w:tc>
@@ -894,7 +910,7 @@
           </w:tcPr>
           <w:p>
             <w:r>
-              <w:t>Authorized operators</w:t>
+              <w:t>Real customers and staff</w:t>
             </w:r>
           </w:p>
         </w:tc>
@@ -904,7 +920,47 @@
           </w:tcPr>
           <w:p>
             <w:r>
-              <w:t>Would be CI/CD-driven once a pipeline exists</w:t>
+              <w:t xml:space="preserve">Auto-deploy on push to </w:t>
+            </w:r>
+            <w:r>
+              <w:rPr>
+                <w:rFonts w:ascii="Consolas" w:hAnsi="Consolas"/>
+                <w:sz w:val="20"/>
+              </w:rPr>
+              <w:t>main</w:t>
+            </w:r>
+            <w:r>
+              <w:t xml:space="preserve"> — Render (</w:t>
+            </w:r>
+            <w:r>
+              <w:rPr>
+                <w:rFonts w:ascii="Consolas" w:hAnsi="Consolas"/>
+                <w:sz w:val="20"/>
+              </w:rPr>
+              <w:t>api</w:t>
+            </w:r>
+            <w:r>
+              <w:t>) + Netlify (</w:t>
+            </w:r>
+            <w:r>
+              <w:rPr>
+                <w:rFonts w:ascii="Consolas" w:hAnsi="Consolas"/>
+                <w:sz w:val="20"/>
+              </w:rPr>
+              <w:t>storefront</w:t>
+            </w:r>
+            <w:r>
+              <w:t xml:space="preserve">, </w:t>
+            </w:r>
+            <w:r>
+              <w:rPr>
+                <w:rFonts w:ascii="Consolas" w:hAnsi="Consolas"/>
+                <w:sz w:val="20"/>
+              </w:rPr>
+              <w:t>admin</w:t>
+            </w:r>
+            <w:r>
+              <w:t>), no CI gate in front of it</w:t>
             </w:r>
           </w:p>
         </w:tc>
@@ -914,12 +970,35 @@
           </w:tcPr>
           <w:p>
             <w:r>
-              <w:t>Not implemented</w:t>
+              <w:rPr>
+                <w:b/>
+              </w:rPr>
+              <w:t>Exists — live</w:t>
+            </w:r>
+            <w:r>
+              <w:t xml:space="preserve"> (see </w:t>
+            </w:r>
+            <w:hyperlink r:id="rId10">
+              <w:r>
+                <w:rPr>
+                  <w:color w:val="0563C1"/>
+                  <w:u w:val="single"/>
+                </w:rPr>
+                <w:t xml:space="preserve">`11-deployment-and-configuration-management.md`</w:t>
+              </w:r>
+            </w:hyperlink>
+            <w:r>
+              <w:t xml:space="preserve"> for URLs and config)</w:t>
             </w:r>
           </w:p>
         </w:tc>
       </w:tr>
     </w:tbl>
+    <w:p>
+      <w:r>
+        <w:t>Production went straight from "not implemented" to live with no staging step in between — there is no intermediate environment to validate a release against before it reaches real users. Closing that gap (a staging Render/Netlify environment, or at minimum a CI workflow that runs tests before the existing auto-deploy fires) is more valuable next work than containerizing the apps, since it addresses an actual live-traffic risk rather than a theoretical one.</w:t>
+      </w:r>
+    </w:p>
     <w:p>
       <w:r>
         <w:t xml:space="preserve">Config separation between environments is handled the same way in all three (env vars via </w:t>
@@ -942,9 +1021,9 @@
         <w:t>@nestjs/config</w:t>
       </w:r>
       <w:r>
-        <w:t xml:space="preserve">, see </w:t>
+        <w:t xml:space="preserve"> locally, platform environment settings in production — see </w:t>
       </w:r>
-      <w:hyperlink r:id="rId10">
+      <w:hyperlink r:id="rId11">
         <w:r>
           <w:rPr>
             <w:color w:val="0563C1"/>
@@ -954,7 +1033,7 @@
         </w:r>
       </w:hyperlink>
       <w:r>
-        <w:t>) — no environment-specific code branching exists or should be added; the same build should run in every environment with only its configuration changing.</w:t>
+        <w:t>) — no environment-specific code branching exists or should be added; the same build runs in every environment with only its configuration changing, which held true end-to-end when production was stood up (no code changes were needed to make the app "prod-ready," only configuration).</w:t>
       </w:r>
     </w:p>
     <w:sectPr>
